--- a/public/preview/results-rules.docx
+++ b/public/preview/results-rules.docx
@@ -31,7 +31,7 @@
           <w:sz w:val="22"/>
           <w:szCs w:val="22"/>
         </w:rPr>
-        <w:t xml:space="preserve">Snapshot van de huidige regels in de code (gemerged 2026-05-03). Bedoeld om door te lopen: streep wat anders moet, vul aan waar je rol-/score-/sector-gestuurd gedrag wilt. ★ NIEUW = wijziging op basis van Mark's feedback.</w:t>
+        <w:t xml:space="preserve">Snapshot van de huidige regels in de code (gemerged 2026-05-03 v3). ★ NIEUW = wijziging op basis van Mark's feedback. Deze versie: rol-detectie verbreed naar alle MT-rollen, mid-market override toegevoegd, dedicated MT-sessie Calendly-link.</w:t>
       </w:r>
     </w:p>
     <w:p>
@@ -626,7 +626,7 @@
                 <w:sz w:val="20"/>
                 <w:szCs w:val="20"/>
               </w:rPr>
-              <w:t xml:space="preserve">Score-hero (cirkel, niveau, beschrijving)</w:t>
+              <w:t xml:space="preserve">Score-hero</w:t>
             </w:r>
           </w:p>
         </w:tc>
@@ -718,7 +718,7 @@
                 <w:sz w:val="20"/>
                 <w:szCs w:val="20"/>
               </w:rPr>
-              <w:t xml:space="preserve">★ "Wat jouw score je vertelt" blok</w:t>
+              <w:t xml:space="preserve">★ "Wat jouw score je vertelt"-blok</w:t>
             </w:r>
           </w:p>
         </w:tc>
@@ -748,7 +748,7 @@
                 <w:sz w:val="20"/>
                 <w:szCs w:val="20"/>
               </w:rPr>
-              <w:t xml:space="preserve">altijd (NIEUW: was alleen lite)</w:t>
+              <w:t xml:space="preserve">altijd (NIEUW v2: was alleen lite)</w:t>
             </w:r>
           </w:p>
         </w:tc>
@@ -1086,7 +1086,7 @@
                 <w:sz w:val="20"/>
                 <w:szCs w:val="20"/>
               </w:rPr>
-              <w:t xml:space="preserve">Benchmark (markt / cohort / rol)</w:t>
+              <w:t xml:space="preserve">Benchmark</w:t>
             </w:r>
           </w:p>
         </w:tc>
@@ -1116,7 +1116,7 @@
                 <w:sz w:val="20"/>
                 <w:szCs w:val="20"/>
               </w:rPr>
-              <w:t xml:space="preserve">als ≥1 andere respondent — zie §6</w:t>
+              <w:t xml:space="preserve">als ≥1 andere respondent</w:t>
             </w:r>
           </w:p>
         </w:tc>
@@ -1300,7 +1300,7 @@
                 <w:sz w:val="20"/>
                 <w:szCs w:val="20"/>
               </w:rPr>
-              <w:t xml:space="preserve">altijd, tekst per band</w:t>
+              <w:t xml:space="preserve">altijd</w:t>
             </w:r>
           </w:p>
         </w:tc>
@@ -1537,7 +1537,7 @@
           <w:sz w:val="22"/>
           <w:szCs w:val="22"/>
         </w:rPr>
-        <w:t xml:space="preserve">Vertrouwelijkheids-blok wordt toegevoegd direct onder de hero (vóór "Wat jouw score je vertelt")</w:t>
+        <w:t xml:space="preserve">Vertrouwelijkheids-blok direct onder de hero</w:t>
       </w:r>
     </w:p>
     <w:p>
@@ -1575,7 +1575,7 @@
           <w:sz w:val="22"/>
           <w:szCs w:val="22"/>
         </w:rPr>
-        <w:t xml:space="preserve">Geen deel-balk (bewust: company-resultaten niet publiek delen)</w:t>
+        <w:t xml:space="preserve">Geen deel-balk</w:t>
       </w:r>
     </w:p>
     <w:p>
@@ -1594,7 +1594,7 @@
           <w:sz w:val="22"/>
           <w:szCs w:val="22"/>
         </w:rPr>
-        <w:t xml:space="preserve">Referral wijst naar company-quiz URL (/quiz/[slug])</w:t>
+        <w:t xml:space="preserve">Referral wijst naar /quiz/[slug]</w:t>
       </w:r>
     </w:p>
     <w:p>
@@ -2754,7 +2754,7 @@
           <w:sz w:val="22"/>
           <w:szCs w:val="22"/>
         </w:rPr>
-        <w:t xml:space="preserve">★ NIEUW: lite cards hebben nu Calendly-link op de "Bespreek dit met ons" knop.</w:t>
+        <w:t xml:space="preserve">★ Lite cards hebben Calendly-link op de "Bespreek dit met ons" knop. MT-card heeft een eigen dedicated link.</w:t>
       </w:r>
     </w:p>
     <w:p>
@@ -2772,20 +2772,6 @@
           <w:szCs w:val="36"/>
         </w:rPr>
         <w:t xml:space="preserve">5 · Hoe worden aanbevelingen gekozen?</w:t>
-      </w:r>
-    </w:p>
-    <w:p>
-      <w:pPr>
-        <w:spacing w:after="100"/>
-      </w:pPr>
-      <w:r>
-        <w:rPr>
-          <w:rFonts w:ascii="Arial" w:cs="Arial" w:eastAsia="Arial" w:hAnsi="Arial"/>
-          <w:color w:val="1F2937"/>
-          <w:sz w:val="22"/>
-          <w:szCs w:val="22"/>
-        </w:rPr>
-        <w:t xml:space="preserve">Twee fases: (A) basis-selectie op dimensiescores, (B) overrides op rol + bedrijfsgrootte.</w:t>
       </w:r>
     </w:p>
     <w:p>
@@ -2820,7 +2806,7 @@
           <w:sz w:val="22"/>
           <w:szCs w:val="22"/>
         </w:rPr>
-        <w:t xml:space="preserve">1. Shadow AI severity = 'high' → primair = Shadow AI; supporting #1 = laagste; supporting #2 = op-één-na-laagste; STOP</w:t>
+        <w:t xml:space="preserve">1. Shadow AI severity = 'high' → primair = Shadow AI; STOP</w:t>
       </w:r>
     </w:p>
     <w:p>
@@ -2839,7 +2825,7 @@
           <w:sz w:val="22"/>
           <w:szCs w:val="22"/>
         </w:rPr>
-        <w:t xml:space="preserve">2. Anders: sorteer dimensies oplopend (laagste eerst). Tiebreak: strategy_vision → governance_risk → data_readiness → talent_culture → current_usage → opportunity_awareness</w:t>
+        <w:t xml:space="preserve">2. Anders: sorteer dimensies oplopend. Tiebreak: strategy_vision → governance_risk → data_readiness → talent_culture → current_usage → opportunity_awareness</w:t>
       </w:r>
     </w:p>
     <w:p>
@@ -2877,7 +2863,7 @@
           <w:sz w:val="22"/>
           <w:szCs w:val="22"/>
         </w:rPr>
-        <w:t xml:space="preserve">4. Shadow AI getriggerd (maar niet 'high') → supporting #1 = Shadow AI; #2 = op-één-na-laagste. Anders: #1 = op-één-na-laagste; #2 = derde-laagste</w:t>
+        <w:t xml:space="preserve">4. Shadow AI getriggerd (niet 'high') → supporting #1 = Shadow AI; #2 = op-één-na-laagste. Anders: #1 = op-één-na-laagste; #2 = derde-laagste</w:t>
       </w:r>
     </w:p>
     <w:p>
@@ -2923,7 +2909,7 @@
           <w:sz w:val="22"/>
           <w:szCs w:val="22"/>
         </w:rPr>
-        <w:t xml:space="preserve">B. ★ NIEUW Overrides op rol + bedrijfsgrootte:</w:t>
+        <w:t xml:space="preserve">B. ★★ NIEUW v3 Overrides op rol + bedrijfsgrootte:</w:t>
       </w:r>
     </w:p>
     <w:p>
@@ -2939,7 +2925,7 @@
           <w:sz w:val="22"/>
           <w:szCs w:val="22"/>
         </w:rPr>
-        <w:t xml:space="preserve">Regel A — CEO-rol:</w:t>
+        <w:t xml:space="preserve">Regel A — MT-rol (verbreed naar alle MT-acroniemen):</w:t>
       </w:r>
     </w:p>
     <w:p>
@@ -2958,7 +2944,7 @@
           <w:sz w:val="22"/>
           <w:szCs w:val="22"/>
         </w:rPr>
-        <w:t xml:space="preserve">Detecteert: CEO, Chief Executive, Algemeen Directeur, General Manager, Directeur Eigenaar, Directeur Général</w:t>
+        <w:t xml:space="preserve">C-suite acroniemen: CEO, CTO, CFO, CMO, CIO, COO, CDO, CHRO, CSO, CRO, CPO, CISO, CCO, CXO</w:t>
       </w:r>
     </w:p>
     <w:p>
@@ -2977,7 +2963,7 @@
           <w:sz w:val="22"/>
           <w:szCs w:val="22"/>
         </w:rPr>
-        <w:t xml:space="preserve">Voegt MT-sessie card toe als PRIMAIR. Demoot bestaande primaire dimensie tot supporting. Trimt tot max 3.</w:t>
+        <w:t xml:space="preserve">"Chief X Officer" patronen voluit</w:t>
       </w:r>
     </w:p>
     <w:p>
@@ -2996,7 +2982,7 @@
           <w:sz w:val="22"/>
           <w:szCs w:val="22"/>
         </w:rPr>
-        <w:t xml:space="preserve">Heading: "Lijn je MT in één werksessie uit op AI"</w:t>
+        <w:t xml:space="preserve">NL: Algemeen / Adjunct Directeur, Directeur, Directeur-Eigenaar, Hoofd, Directie, Bestuurder</w:t>
       </w:r>
     </w:p>
     <w:p>
@@ -3015,23 +3001,7 @@
           <w:sz w:val="22"/>
           <w:szCs w:val="22"/>
         </w:rPr>
-        <w:t xml:space="preserve">CTA: Calendly strategy-link (30 min)</w:t>
-      </w:r>
-    </w:p>
-    <w:p>
-      <w:pPr>
-        <w:spacing w:after="100"/>
-      </w:pPr>
-      <w:r>
-        <w:rPr>
-          <w:rFonts w:ascii="Arial" w:cs="Arial" w:eastAsia="Arial" w:hAnsi="Arial"/>
-          <w:b/>
-          <w:bCs/>
-          <w:color w:val="1F2937"/>
-          <w:sz w:val="22"/>
-          <w:szCs w:val="22"/>
-        </w:rPr>
-        <w:t xml:space="preserve">Regel B — Corporate bedrijfsgrootte (501–1000 of 1000+):</w:t>
+        <w:t xml:space="preserve">FR: Directeur Général, Président-Directeur, PDG</w:t>
       </w:r>
     </w:p>
     <w:p>
@@ -3050,7 +3020,7 @@
           <w:sz w:val="22"/>
           <w:szCs w:val="22"/>
         </w:rPr>
-        <w:t xml:space="preserve">Voegt opleiding/teamontwikkeling card toe als supporting</w:t>
+        <w:t xml:space="preserve">EN: Managing Director, General Manager, VP / SVP / EVP, Director, Owner</w:t>
       </w:r>
     </w:p>
     <w:p>
@@ -3069,7 +3039,7 @@
           <w:sz w:val="22"/>
           <w:szCs w:val="22"/>
         </w:rPr>
-        <w:t xml:space="preserve">Als er al 3 cards zijn: vervangt de laatste supporting</w:t>
+        <w:t xml:space="preserve">DE: Geschäftsführer</w:t>
       </w:r>
     </w:p>
     <w:p>
@@ -3088,7 +3058,501 @@
           <w:sz w:val="22"/>
           <w:szCs w:val="22"/>
         </w:rPr>
-        <w:t xml:space="preserve">Heading: "Investeer in AI-bekwaamheid van je teams"</w:t>
+        <w:t xml:space="preserve">Founder (i.c.m. CEO/Director/Chief/Owner)</w:t>
+      </w:r>
+    </w:p>
+    <w:p>
+      <w:pPr>
+        <w:spacing w:after="100"/>
+      </w:pPr>
+      <w:r>
+        <w:rPr>
+          <w:rFonts w:ascii="Arial" w:cs="Arial" w:eastAsia="Arial" w:hAnsi="Arial"/>
+          <w:b/>
+          <w:bCs/>
+          <w:color w:val="1F2937"/>
+          <w:sz w:val="22"/>
+          <w:szCs w:val="22"/>
+        </w:rPr>
+        <w:t xml:space="preserve">Effect:</w:t>
+      </w:r>
+    </w:p>
+    <w:p>
+      <w:pPr>
+        <w:pStyle w:val="ListParagraph"/>
+        <w:numPr>
+          <w:ilvl w:val="0"/>
+          <w:numId w:val="2"/>
+        </w:numPr>
+        <w:spacing w:after="60"/>
+      </w:pPr>
+      <w:r>
+        <w:rPr>
+          <w:rFonts w:ascii="Arial" w:cs="Arial" w:eastAsia="Arial" w:hAnsi="Arial"/>
+          <w:color w:val="1F2937"/>
+          <w:sz w:val="22"/>
+          <w:szCs w:val="22"/>
+        </w:rPr>
+        <w:t xml:space="preserve">Voegt MT-sessie card toe als PRIMAIR. Demoot bestaande primaire dimensie tot supporting. Trimt tot max 3.</w:t>
+      </w:r>
+    </w:p>
+    <w:p>
+      <w:pPr>
+        <w:pStyle w:val="ListParagraph"/>
+        <w:numPr>
+          <w:ilvl w:val="0"/>
+          <w:numId w:val="2"/>
+        </w:numPr>
+        <w:spacing w:after="60"/>
+      </w:pPr>
+      <w:r>
+        <w:rPr>
+          <w:rFonts w:ascii="Arial" w:cs="Arial" w:eastAsia="Arial" w:hAnsi="Arial"/>
+          <w:color w:val="1F2937"/>
+          <w:sz w:val="22"/>
+          <w:szCs w:val="22"/>
+        </w:rPr>
+        <w:t xml:space="preserve">Heading: "Lijn je MT in één werksessie uit op AI"</w:t>
+      </w:r>
+    </w:p>
+    <w:p>
+      <w:pPr>
+        <w:pStyle w:val="ListParagraph"/>
+        <w:numPr>
+          <w:ilvl w:val="0"/>
+          <w:numId w:val="2"/>
+        </w:numPr>
+        <w:spacing w:after="60"/>
+      </w:pPr>
+      <w:r>
+        <w:rPr>
+          <w:rFonts w:ascii="Arial" w:cs="Arial" w:eastAsia="Arial" w:hAnsi="Arial"/>
+          <w:color w:val="1F2937"/>
+          <w:sz w:val="22"/>
+          <w:szCs w:val="22"/>
+        </w:rPr>
+        <w:t xml:space="preserve">CTA gaat naar dedicated Calendly: https://calendly.com/markiesbpm/ai-strategy-session-clone</w:t>
+      </w:r>
+    </w:p>
+    <w:p>
+      <w:pPr>
+        <w:spacing w:after="100"/>
+      </w:pPr>
+      <w:r>
+        <w:rPr>
+          <w:rFonts w:ascii="Arial" w:cs="Arial" w:eastAsia="Arial" w:hAnsi="Arial"/>
+          <w:b/>
+          <w:bCs/>
+          <w:color w:val="1F2937"/>
+          <w:sz w:val="22"/>
+          <w:szCs w:val="22"/>
+        </w:rPr>
+        <w:t xml:space="preserve">Regel B — Bedrijfsgrootte (één size-card max):</w:t>
+      </w:r>
+    </w:p>
+    <w:tbl>
+      <w:tblPr>
+        <w:tblW w:type="dxa" w:w="9360"/>
+        <w:tblBorders>
+          <w:top w:val="single" w:color="auto" w:sz="4"/>
+          <w:left w:val="single" w:color="auto" w:sz="4"/>
+          <w:bottom w:val="single" w:color="auto" w:sz="4"/>
+          <w:right w:val="single" w:color="auto" w:sz="4"/>
+          <w:insideH w:val="single" w:color="auto" w:sz="4"/>
+          <w:insideV w:val="single" w:color="auto" w:sz="4"/>
+        </w:tblBorders>
+      </w:tblPr>
+      <w:tblGrid>
+        <w:gridCol w:w="2340"/>
+        <w:gridCol w:w="3120"/>
+        <w:gridCol w:w="3900"/>
+      </w:tblGrid>
+      <w:tr>
+        <w:tc>
+          <w:tcPr>
+            <w:tcW w:type="dxa" w:w="2340"/>
+            <w:tcBorders>
+              <w:top w:val="single" w:color="CCCCCC" w:sz="4"/>
+              <w:left w:val="single" w:color="CCCCCC" w:sz="4"/>
+              <w:bottom w:val="single" w:color="CCCCCC" w:sz="4"/>
+              <w:right w:val="single" w:color="CCCCCC" w:sz="4"/>
+            </w:tcBorders>
+            <w:shd w:fill="F3F4F6" w:val="clear"/>
+            <w:tcMar>
+              <w:top w:type="dxa" w:w="80"/>
+              <w:left w:type="dxa" w:w="120"/>
+              <w:bottom w:type="dxa" w:w="80"/>
+              <w:right w:type="dxa" w:w="120"/>
+            </w:tcMar>
+          </w:tcPr>
+          <w:p>
+            <w:r>
+              <w:rPr>
+                <w:rFonts w:ascii="Arial" w:cs="Arial" w:eastAsia="Arial" w:hAnsi="Arial"/>
+                <w:b/>
+                <w:bCs/>
+                <w:color w:val="354E5E"/>
+                <w:sz w:val="20"/>
+                <w:szCs w:val="20"/>
+              </w:rPr>
+              <w:t xml:space="preserve">Size</w:t>
+            </w:r>
+          </w:p>
+        </w:tc>
+        <w:tc>
+          <w:tcPr>
+            <w:tcW w:type="dxa" w:w="3120"/>
+            <w:tcBorders>
+              <w:top w:val="single" w:color="CCCCCC" w:sz="4"/>
+              <w:left w:val="single" w:color="CCCCCC" w:sz="4"/>
+              <w:bottom w:val="single" w:color="CCCCCC" w:sz="4"/>
+              <w:right w:val="single" w:color="CCCCCC" w:sz="4"/>
+            </w:tcBorders>
+            <w:shd w:fill="F3F4F6" w:val="clear"/>
+            <w:tcMar>
+              <w:top w:type="dxa" w:w="80"/>
+              <w:left w:type="dxa" w:w="120"/>
+              <w:bottom w:type="dxa" w:w="80"/>
+              <w:right w:type="dxa" w:w="120"/>
+            </w:tcMar>
+          </w:tcPr>
+          <w:p>
+            <w:r>
+              <w:rPr>
+                <w:rFonts w:ascii="Arial" w:cs="Arial" w:eastAsia="Arial" w:hAnsi="Arial"/>
+                <w:b/>
+                <w:bCs/>
+                <w:color w:val="354E5E"/>
+                <w:sz w:val="20"/>
+                <w:szCs w:val="20"/>
+              </w:rPr>
+              <w:t xml:space="preserve">Card</w:t>
+            </w:r>
+          </w:p>
+        </w:tc>
+        <w:tc>
+          <w:tcPr>
+            <w:tcW w:type="dxa" w:w="3900"/>
+            <w:tcBorders>
+              <w:top w:val="single" w:color="CCCCCC" w:sz="4"/>
+              <w:left w:val="single" w:color="CCCCCC" w:sz="4"/>
+              <w:bottom w:val="single" w:color="CCCCCC" w:sz="4"/>
+              <w:right w:val="single" w:color="CCCCCC" w:sz="4"/>
+            </w:tcBorders>
+            <w:shd w:fill="F3F4F6" w:val="clear"/>
+            <w:tcMar>
+              <w:top w:type="dxa" w:w="80"/>
+              <w:left w:type="dxa" w:w="120"/>
+              <w:bottom w:type="dxa" w:w="80"/>
+              <w:right w:type="dxa" w:w="120"/>
+            </w:tcMar>
+          </w:tcPr>
+          <w:p>
+            <w:r>
+              <w:rPr>
+                <w:rFonts w:ascii="Arial" w:cs="Arial" w:eastAsia="Arial" w:hAnsi="Arial"/>
+                <w:b/>
+                <w:bCs/>
+                <w:color w:val="354E5E"/>
+                <w:sz w:val="20"/>
+                <w:szCs w:val="20"/>
+              </w:rPr>
+              <w:t xml:space="preserve">Heading</w:t>
+            </w:r>
+          </w:p>
+        </w:tc>
+      </w:tr>
+      <w:tr>
+        <w:tc>
+          <w:tcPr>
+            <w:tcW w:type="dxa" w:w="2340"/>
+            <w:tcBorders>
+              <w:top w:val="single" w:color="CCCCCC" w:sz="4"/>
+              <w:left w:val="single" w:color="CCCCCC" w:sz="4"/>
+              <w:bottom w:val="single" w:color="CCCCCC" w:sz="4"/>
+              <w:right w:val="single" w:color="CCCCCC" w:sz="4"/>
+            </w:tcBorders>
+            <w:tcMar>
+              <w:top w:type="dxa" w:w="80"/>
+              <w:left w:type="dxa" w:w="120"/>
+              <w:bottom w:type="dxa" w:w="80"/>
+              <w:right w:type="dxa" w:w="120"/>
+            </w:tcMar>
+          </w:tcPr>
+          <w:p>
+            <w:r>
+              <w:rPr>
+                <w:rFonts w:ascii="Arial" w:cs="Arial" w:eastAsia="Arial" w:hAnsi="Arial"/>
+                <w:b w:val="false"/>
+                <w:bCs w:val="false"/>
+                <w:color w:val="1F2937"/>
+                <w:sz w:val="20"/>
+                <w:szCs w:val="20"/>
+              </w:rPr>
+              <w:t xml:space="preserve">501–1000 of 1000+</w:t>
+            </w:r>
+          </w:p>
+        </w:tc>
+        <w:tc>
+          <w:tcPr>
+            <w:tcW w:type="dxa" w:w="3120"/>
+            <w:tcBorders>
+              <w:top w:val="single" w:color="CCCCCC" w:sz="4"/>
+              <w:left w:val="single" w:color="CCCCCC" w:sz="4"/>
+              <w:bottom w:val="single" w:color="CCCCCC" w:sz="4"/>
+              <w:right w:val="single" w:color="CCCCCC" w:sz="4"/>
+            </w:tcBorders>
+            <w:tcMar>
+              <w:top w:type="dxa" w:w="80"/>
+              <w:left w:type="dxa" w:w="120"/>
+              <w:bottom w:type="dxa" w:w="80"/>
+              <w:right w:type="dxa" w:w="120"/>
+            </w:tcMar>
+          </w:tcPr>
+          <w:p>
+            <w:r>
+              <w:rPr>
+                <w:rFonts w:ascii="Arial" w:cs="Arial" w:eastAsia="Arial" w:hAnsi="Arial"/>
+                <w:b w:val="false"/>
+                <w:bCs w:val="false"/>
+                <w:color w:val="1F2937"/>
+                <w:sz w:val="20"/>
+                <w:szCs w:val="20"/>
+              </w:rPr>
+              <w:t xml:space="preserve">corporate training</w:t>
+            </w:r>
+          </w:p>
+        </w:tc>
+        <w:tc>
+          <w:tcPr>
+            <w:tcW w:type="dxa" w:w="3900"/>
+            <w:tcBorders>
+              <w:top w:val="single" w:color="CCCCCC" w:sz="4"/>
+              <w:left w:val="single" w:color="CCCCCC" w:sz="4"/>
+              <w:bottom w:val="single" w:color="CCCCCC" w:sz="4"/>
+              <w:right w:val="single" w:color="CCCCCC" w:sz="4"/>
+            </w:tcBorders>
+            <w:tcMar>
+              <w:top w:type="dxa" w:w="80"/>
+              <w:left w:type="dxa" w:w="120"/>
+              <w:bottom w:type="dxa" w:w="80"/>
+              <w:right w:type="dxa" w:w="120"/>
+            </w:tcMar>
+          </w:tcPr>
+          <w:p>
+            <w:r>
+              <w:rPr>
+                <w:rFonts w:ascii="Arial" w:cs="Arial" w:eastAsia="Arial" w:hAnsi="Arial"/>
+                <w:b w:val="false"/>
+                <w:bCs w:val="false"/>
+                <w:color w:val="1F2937"/>
+                <w:sz w:val="20"/>
+                <w:szCs w:val="20"/>
+              </w:rPr>
+              <w:t xml:space="preserve">"Investeer in AI-bekwaamheid van je teams"</w:t>
+            </w:r>
+          </w:p>
+        </w:tc>
+      </w:tr>
+      <w:tr>
+        <w:tc>
+          <w:tcPr>
+            <w:tcW w:type="dxa" w:w="2340"/>
+            <w:tcBorders>
+              <w:top w:val="single" w:color="CCCCCC" w:sz="4"/>
+              <w:left w:val="single" w:color="CCCCCC" w:sz="4"/>
+              <w:bottom w:val="single" w:color="CCCCCC" w:sz="4"/>
+              <w:right w:val="single" w:color="CCCCCC" w:sz="4"/>
+            </w:tcBorders>
+            <w:tcMar>
+              <w:top w:type="dxa" w:w="80"/>
+              <w:left w:type="dxa" w:w="120"/>
+              <w:bottom w:type="dxa" w:w="80"/>
+              <w:right w:type="dxa" w:w="120"/>
+            </w:tcMar>
+          </w:tcPr>
+          <w:p>
+            <w:r>
+              <w:rPr>
+                <w:rFonts w:ascii="Arial" w:cs="Arial" w:eastAsia="Arial" w:hAnsi="Arial"/>
+                <w:b w:val="false"/>
+                <w:bCs w:val="false"/>
+                <w:color w:val="1F2937"/>
+                <w:sz w:val="20"/>
+                <w:szCs w:val="20"/>
+              </w:rPr>
+              <w:t xml:space="preserve">51–200 of 201–500</w:t>
+            </w:r>
+          </w:p>
+        </w:tc>
+        <w:tc>
+          <w:tcPr>
+            <w:tcW w:type="dxa" w:w="3120"/>
+            <w:tcBorders>
+              <w:top w:val="single" w:color="CCCCCC" w:sz="4"/>
+              <w:left w:val="single" w:color="CCCCCC" w:sz="4"/>
+              <w:bottom w:val="single" w:color="CCCCCC" w:sz="4"/>
+              <w:right w:val="single" w:color="CCCCCC" w:sz="4"/>
+            </w:tcBorders>
+            <w:tcMar>
+              <w:top w:type="dxa" w:w="80"/>
+              <w:left w:type="dxa" w:w="120"/>
+              <w:bottom w:type="dxa" w:w="80"/>
+              <w:right w:type="dxa" w:w="120"/>
+            </w:tcMar>
+          </w:tcPr>
+          <w:p>
+            <w:r>
+              <w:rPr>
+                <w:rFonts w:ascii="Arial" w:cs="Arial" w:eastAsia="Arial" w:hAnsi="Arial"/>
+                <w:b w:val="false"/>
+                <w:bCs w:val="false"/>
+                <w:color w:val="1F2937"/>
+                <w:sz w:val="20"/>
+                <w:szCs w:val="20"/>
+              </w:rPr>
+              <w:t xml:space="preserve">mid-market mobilisation</w:t>
+            </w:r>
+          </w:p>
+        </w:tc>
+        <w:tc>
+          <w:tcPr>
+            <w:tcW w:type="dxa" w:w="3900"/>
+            <w:tcBorders>
+              <w:top w:val="single" w:color="CCCCCC" w:sz="4"/>
+              <w:left w:val="single" w:color="CCCCCC" w:sz="4"/>
+              <w:bottom w:val="single" w:color="CCCCCC" w:sz="4"/>
+              <w:right w:val="single" w:color="CCCCCC" w:sz="4"/>
+            </w:tcBorders>
+            <w:tcMar>
+              <w:top w:type="dxa" w:w="80"/>
+              <w:left w:type="dxa" w:w="120"/>
+              <w:bottom w:type="dxa" w:w="80"/>
+              <w:right w:type="dxa" w:w="120"/>
+            </w:tcMar>
+          </w:tcPr>
+          <w:p>
+            <w:r>
+              <w:rPr>
+                <w:rFonts w:ascii="Arial" w:cs="Arial" w:eastAsia="Arial" w:hAnsi="Arial"/>
+                <w:b w:val="false"/>
+                <w:bCs w:val="false"/>
+                <w:color w:val="1F2937"/>
+                <w:sz w:val="20"/>
+                <w:szCs w:val="20"/>
+              </w:rPr>
+              <w:t xml:space="preserve">"Mobiliseer je mid-market voordeel op AI"</w:t>
+            </w:r>
+          </w:p>
+        </w:tc>
+      </w:tr>
+      <w:tr>
+        <w:tc>
+          <w:tcPr>
+            <w:tcW w:type="dxa" w:w="2340"/>
+            <w:tcBorders>
+              <w:top w:val="single" w:color="CCCCCC" w:sz="4"/>
+              <w:left w:val="single" w:color="CCCCCC" w:sz="4"/>
+              <w:bottom w:val="single" w:color="CCCCCC" w:sz="4"/>
+              <w:right w:val="single" w:color="CCCCCC" w:sz="4"/>
+            </w:tcBorders>
+            <w:tcMar>
+              <w:top w:type="dxa" w:w="80"/>
+              <w:left w:type="dxa" w:w="120"/>
+              <w:bottom w:type="dxa" w:w="80"/>
+              <w:right w:type="dxa" w:w="120"/>
+            </w:tcMar>
+          </w:tcPr>
+          <w:p>
+            <w:r>
+              <w:rPr>
+                <w:rFonts w:ascii="Arial" w:cs="Arial" w:eastAsia="Arial" w:hAnsi="Arial"/>
+                <w:b w:val="false"/>
+                <w:bCs w:val="false"/>
+                <w:color w:val="1F2937"/>
+                <w:sz w:val="20"/>
+                <w:szCs w:val="20"/>
+              </w:rPr>
+              <w:t xml:space="preserve">1–10 of 11–50</w:t>
+            </w:r>
+          </w:p>
+        </w:tc>
+        <w:tc>
+          <w:tcPr>
+            <w:tcW w:type="dxa" w:w="3120"/>
+            <w:tcBorders>
+              <w:top w:val="single" w:color="CCCCCC" w:sz="4"/>
+              <w:left w:val="single" w:color="CCCCCC" w:sz="4"/>
+              <w:bottom w:val="single" w:color="CCCCCC" w:sz="4"/>
+              <w:right w:val="single" w:color="CCCCCC" w:sz="4"/>
+            </w:tcBorders>
+            <w:tcMar>
+              <w:top w:type="dxa" w:w="80"/>
+              <w:left w:type="dxa" w:w="120"/>
+              <w:bottom w:type="dxa" w:w="80"/>
+              <w:right w:type="dxa" w:w="120"/>
+            </w:tcMar>
+          </w:tcPr>
+          <w:p>
+            <w:r>
+              <w:rPr>
+                <w:rFonts w:ascii="Arial" w:cs="Arial" w:eastAsia="Arial" w:hAnsi="Arial"/>
+                <w:b w:val="false"/>
+                <w:bCs w:val="false"/>
+                <w:color w:val="1F2937"/>
+                <w:sz w:val="20"/>
+                <w:szCs w:val="20"/>
+              </w:rPr>
+              <w:t xml:space="preserve">(geen)</w:t>
+            </w:r>
+          </w:p>
+        </w:tc>
+        <w:tc>
+          <w:tcPr>
+            <w:tcW w:type="dxa" w:w="3900"/>
+            <w:tcBorders>
+              <w:top w:val="single" w:color="CCCCCC" w:sz="4"/>
+              <w:left w:val="single" w:color="CCCCCC" w:sz="4"/>
+              <w:bottom w:val="single" w:color="CCCCCC" w:sz="4"/>
+              <w:right w:val="single" w:color="CCCCCC" w:sz="4"/>
+            </w:tcBorders>
+            <w:tcMar>
+              <w:top w:type="dxa" w:w="80"/>
+              <w:left w:type="dxa" w:w="120"/>
+              <w:bottom w:type="dxa" w:w="80"/>
+              <w:right w:type="dxa" w:w="120"/>
+            </w:tcMar>
+          </w:tcPr>
+          <w:p>
+            <w:r>
+              <w:rPr>
+                <w:rFonts w:ascii="Arial" w:cs="Arial" w:eastAsia="Arial" w:hAnsi="Arial"/>
+                <w:b w:val="false"/>
+                <w:bCs w:val="false"/>
+                <w:color w:val="1F2937"/>
+                <w:sz w:val="20"/>
+                <w:szCs w:val="20"/>
+              </w:rPr>
+              <w:t xml:space="preserve">—</w:t>
+            </w:r>
+          </w:p>
+        </w:tc>
+      </w:tr>
+    </w:tbl>
+    <w:p>
+      <w:pPr>
+        <w:spacing w:after="100"/>
+      </w:pPr>
+      <w:r>
+        <w:rPr>
+          <w:rFonts w:ascii="Arial" w:cs="Arial" w:eastAsia="Arial" w:hAnsi="Arial"/>
+          <w:i/>
+          <w:iCs/>
+          <w:color w:val="1F2937"/>
+          <w:sz w:val="22"/>
+          <w:szCs w:val="22"/>
+        </w:rPr>
+        <w:t xml:space="preserve">Als er al 3 cards zijn, vervangt de size-card de laatste supporting.</w:t>
       </w:r>
     </w:p>
     <w:p>
@@ -3165,7 +3629,7 @@
                 <w:sz w:val="20"/>
                 <w:szCs w:val="20"/>
               </w:rPr>
-              <w:t xml:space="preserve">Conditie</w:t>
+              <w:t xml:space="preserve">Card-type</w:t>
             </w:r>
           </w:p>
         </w:tc>
@@ -3228,7 +3692,7 @@
                 <w:sz w:val="20"/>
                 <w:szCs w:val="20"/>
               </w:rPr>
-              <w:t xml:space="preserve">productUI heeft eigen rules (bv. M&amp;A)</w:t>
+              <w:t xml:space="preserve">MT-card</w:t>
             </w:r>
           </w:p>
         </w:tc>
@@ -3258,7 +3722,7 @@
                 <w:sz w:val="20"/>
                 <w:szCs w:val="20"/>
               </w:rPr>
-              <w:t xml:space="preserve">productUI.calendlyRules</w:t>
+              <w:t xml:space="preserve">dedicated MT-sessie link (★)</w:t>
             </w:r>
           </w:p>
         </w:tc>
@@ -3290,7 +3754,7 @@
                 <w:sz w:val="20"/>
                 <w:szCs w:val="20"/>
               </w:rPr>
-              <w:t xml:space="preserve">AI Maturity, overall &lt; 50</w:t>
+              <w:t xml:space="preserve">Andere AI Maturity cards, overall &lt; 50</w:t>
             </w:r>
           </w:p>
         </w:tc>
@@ -3352,7 +3816,7 @@
                 <w:sz w:val="20"/>
                 <w:szCs w:val="20"/>
               </w:rPr>
-              <w:t xml:space="preserve">AI Maturity, overall ≥ 50</w:t>
+              <w:t xml:space="preserve">Andere AI Maturity cards, overall ≥ 50</w:t>
             </w:r>
           </w:p>
         </w:tc>
@@ -3383,6 +3847,68 @@
                 <w:szCs w:val="20"/>
               </w:rPr>
               <w:t xml:space="preserve">strategy (30 min)</w:t>
+            </w:r>
+          </w:p>
+        </w:tc>
+      </w:tr>
+      <w:tr>
+        <w:tc>
+          <w:tcPr>
+            <w:tcW w:type="dxa" w:w="4680"/>
+            <w:tcBorders>
+              <w:top w:val="single" w:color="CCCCCC" w:sz="4"/>
+              <w:left w:val="single" w:color="CCCCCC" w:sz="4"/>
+              <w:bottom w:val="single" w:color="CCCCCC" w:sz="4"/>
+              <w:right w:val="single" w:color="CCCCCC" w:sz="4"/>
+            </w:tcBorders>
+            <w:tcMar>
+              <w:top w:type="dxa" w:w="80"/>
+              <w:left w:type="dxa" w:w="120"/>
+              <w:bottom w:type="dxa" w:w="80"/>
+              <w:right w:type="dxa" w:w="120"/>
+            </w:tcMar>
+          </w:tcPr>
+          <w:p>
+            <w:r>
+              <w:rPr>
+                <w:rFonts w:ascii="Arial" w:cs="Arial" w:eastAsia="Arial" w:hAnsi="Arial"/>
+                <w:b w:val="false"/>
+                <w:bCs w:val="false"/>
+                <w:color w:val="1F2937"/>
+                <w:sz w:val="20"/>
+                <w:szCs w:val="20"/>
+              </w:rPr>
+              <w:t xml:space="preserve">Andere products</w:t>
+            </w:r>
+          </w:p>
+        </w:tc>
+        <w:tc>
+          <w:tcPr>
+            <w:tcW w:type="dxa" w:w="4680"/>
+            <w:tcBorders>
+              <w:top w:val="single" w:color="CCCCCC" w:sz="4"/>
+              <w:left w:val="single" w:color="CCCCCC" w:sz="4"/>
+              <w:bottom w:val="single" w:color="CCCCCC" w:sz="4"/>
+              <w:right w:val="single" w:color="CCCCCC" w:sz="4"/>
+            </w:tcBorders>
+            <w:tcMar>
+              <w:top w:type="dxa" w:w="80"/>
+              <w:left w:type="dxa" w:w="120"/>
+              <w:bottom w:type="dxa" w:w="80"/>
+              <w:right w:type="dxa" w:w="120"/>
+            </w:tcMar>
+          </w:tcPr>
+          <w:p>
+            <w:r>
+              <w:rPr>
+                <w:rFonts w:ascii="Arial" w:cs="Arial" w:eastAsia="Arial" w:hAnsi="Arial"/>
+                <w:b w:val="false"/>
+                <w:bCs w:val="false"/>
+                <w:color w:val="1F2937"/>
+                <w:sz w:val="20"/>
+                <w:szCs w:val="20"/>
+              </w:rPr>
+              <w:t xml:space="preserve">productUI.calendlyRules</w:t>
             </w:r>
           </w:p>
         </w:tc>
@@ -3402,7 +3928,7 @@
           <w:sz w:val="36"/>
           <w:szCs w:val="36"/>
         </w:rPr>
-        <w:t xml:space="preserve">6 · ★ NIEUW "Volgende stap" CTA — maturity-band gestuurd</w:t>
+        <w:t xml:space="preserve">6 · "Volgende stap" CTA — maturity-band gestuurd</w:t>
       </w:r>
     </w:p>
     <w:tbl>
@@ -3696,28 +4222,12 @@
                 <w:sz w:val="20"/>
                 <w:szCs w:val="20"/>
               </w:rPr>
-              <w:t xml:space="preserve">"Schaal je AI-momentum op met strategische sturing" — focus op investeren, consolideren, voorsprong behouden</w:t>
+              <w:t xml:space="preserve">"Schaal je AI-momentum op met strategische sturing"</w:t>
             </w:r>
           </w:p>
         </w:tc>
       </w:tr>
     </w:tbl>
-    <w:p>
-      <w:pPr>
-        <w:spacing w:after="100"/>
-      </w:pPr>
-      <w:r>
-        <w:rPr>
-          <w:rFonts w:ascii="Arial" w:cs="Arial" w:eastAsia="Arial" w:hAnsi="Arial"/>
-          <w:i/>
-          <w:iCs/>
-          <w:color w:val="4B5468"/>
-          <w:sz w:val="22"/>
-          <w:szCs w:val="22"/>
-        </w:rPr>
-        <w:t xml:space="preserve">Geldt zowel in extended als lite. Te configureren in getNextStepsCopy() in src/lib/scoring/recommendations.ts.</w:t>
-      </w:r>
-    </w:p>
     <w:p>
       <w:pPr>
         <w:pStyle w:val="Heading1"/>
@@ -3732,7 +4242,7 @@
           <w:sz w:val="36"/>
           <w:szCs w:val="36"/>
         </w:rPr>
-        <w:t xml:space="preserve">7 · "Wat jouw score je vertelt" blok — nu overal</w:t>
+        <w:t xml:space="preserve">7 · "Wat jouw score je vertelt" blok — overal</w:t>
       </w:r>
     </w:p>
     <w:p>
@@ -3746,21 +4256,7 @@
           <w:sz w:val="22"/>
           <w:szCs w:val="22"/>
         </w:rPr>
-        <w:t xml:space="preserve">Dit blok stond eerder alleen in lite. Verschijnt nu ook in extended en company.</w:t>
-      </w:r>
-    </w:p>
-    <w:p>
-      <w:pPr>
-        <w:spacing w:after="100"/>
-      </w:pPr>
-      <w:r>
-        <w:rPr>
-          <w:rFonts w:ascii="Arial" w:cs="Arial" w:eastAsia="Arial" w:hAnsi="Arial"/>
-          <w:color w:val="1F2937"/>
-          <w:sz w:val="22"/>
-          <w:szCs w:val="22"/>
-        </w:rPr>
-        <w:t xml:space="preserve">Bron: messages/{nl,fr,en}.json → results.maturityLevels.{level}.insight + .urgency. Per maturity-niveau is er een vaste insight-tekst en een urgency-tekst. Wijzigen kan zonder code-wijziging.</w:t>
+        <w:t xml:space="preserve">Verschijnt nu in lite, extended én company. Bron: messages/{nl,fr,en}.json → results.maturityLevels.{level}.insight + .urgency. Per niveau één tekst — wijzigen kan zonder code-wijziging.</w:t>
       </w:r>
     </w:p>
     <w:p>
@@ -4047,22 +4543,6 @@
         </w:tc>
       </w:tr>
     </w:tbl>
-    <w:p>
-      <w:pPr>
-        <w:spacing w:after="100"/>
-      </w:pPr>
-      <w:r>
-        <w:rPr>
-          <w:rFonts w:ascii="Arial" w:cs="Arial" w:eastAsia="Arial" w:hAnsi="Arial"/>
-          <w:i/>
-          <w:iCs/>
-          <w:color w:val="4B5468"/>
-          <w:sz w:val="22"/>
-          <w:szCs w:val="22"/>
-        </w:rPr>
-        <w:t xml:space="preserve">Disclaimer "dit zijn gemiddelden, geen oordelen" verschijnt alleen als markt &lt; 10 personen. Lite krijgt geen benchmark.</w:t>
-      </w:r>
-    </w:p>
     <w:p>
       <w:pPr>
         <w:pStyle w:val="Heading1"/>
@@ -4667,7 +5147,7 @@
           <w:sz w:val="36"/>
           <w:szCs w:val="36"/>
         </w:rPr>
-        <w:t xml:space="preserve">10 · Wat rol + bedrijfsgrootte WEL en NIET sturen</w:t>
+        <w:t xml:space="preserve">10 · Wat de rol + bedrijfsgrootte WEL en NIET sturen</w:t>
       </w:r>
     </w:p>
     <w:p>
@@ -4683,7 +5163,7 @@
           <w:sz w:val="22"/>
           <w:szCs w:val="22"/>
         </w:rPr>
-        <w:t xml:space="preserve">Wat de rol (job_title) WEL stuurt:</w:t>
+        <w:t xml:space="preserve">Rol (job_title) — WEL:</w:t>
       </w:r>
     </w:p>
     <w:p>
@@ -4702,7 +5182,7 @@
           <w:sz w:val="22"/>
           <w:szCs w:val="22"/>
         </w:rPr>
-        <w:t xml:space="preserve">★ Bij CEO-achtige titel → primaire recommendation wordt MT-sessie</w:t>
+        <w:t xml:space="preserve">★★ Bij MT-rol → primaire recommendation wordt MT-sessie met dedicated Calendly</w:t>
       </w:r>
     </w:p>
     <w:p>
@@ -4721,7 +5201,7 @@
           <w:sz w:val="22"/>
           <w:szCs w:val="22"/>
         </w:rPr>
-        <w:t xml:space="preserve">Rol-benchmark-paneel (vergelijking met dezelfde job_title)</w:t>
+        <w:t xml:space="preserve">Rol-benchmark-paneel</w:t>
       </w:r>
     </w:p>
     <w:p>
@@ -4737,7 +5217,7 @@
           <w:sz w:val="22"/>
           <w:szCs w:val="22"/>
         </w:rPr>
-        <w:t xml:space="preserve">Wat de rol NIET stuurt:</w:t>
+        <w:t xml:space="preserve">Rol — NIET:</w:t>
       </w:r>
     </w:p>
     <w:p>
@@ -4756,7 +5236,23 @@
           <w:sz w:val="22"/>
           <w:szCs w:val="22"/>
         </w:rPr>
-        <w:t xml:space="preserve">Welke teksten in andere componenten verschijnen</w:t>
+        <w:t xml:space="preserve">Geen invloed op andere component-teksten</w:t>
+      </w:r>
+    </w:p>
+    <w:p>
+      <w:pPr>
+        <w:spacing w:after="100"/>
+      </w:pPr>
+      <w:r>
+        <w:rPr>
+          <w:rFonts w:ascii="Arial" w:cs="Arial" w:eastAsia="Arial" w:hAnsi="Arial"/>
+          <w:b/>
+          <w:bCs/>
+          <w:color w:val="1F2937"/>
+          <w:sz w:val="22"/>
+          <w:szCs w:val="22"/>
+        </w:rPr>
+        <w:t xml:space="preserve">Bedrijfsgrootte — WEL:</w:t>
       </w:r>
     </w:p>
     <w:p>
@@ -4775,7 +5271,7 @@
           <w:sz w:val="22"/>
           <w:szCs w:val="22"/>
         </w:rPr>
-        <w:t xml:space="preserve">Of de Shadow AI-flag verschijnt</w:t>
+        <w:t xml:space="preserve">★★ Bij 51–200 of 201–500 → mid-market mobilisation card als supporting</w:t>
       </w:r>
     </w:p>
     <w:p>
@@ -4794,21 +5290,7 @@
           <w:sz w:val="22"/>
           <w:szCs w:val="22"/>
         </w:rPr>
-        <w:t xml:space="preserve">De volgorde van de blokken</w:t>
-      </w:r>
-    </w:p>
-    <w:p>
-      <w:pPr>
-        <w:spacing w:after="100"/>
-      </w:pPr>
-      <w:r>
-        <w:rPr>
-          <w:rFonts w:ascii="Arial" w:cs="Arial" w:eastAsia="Arial" w:hAnsi="Arial"/>
-          <w:color w:val="1F2937"/>
-          <w:sz w:val="22"/>
-          <w:szCs w:val="22"/>
-        </w:rPr>
-        <w:t xml:space="preserve"/>
+        <w:t xml:space="preserve">★ Bij 501–1000 of 1000+ → corporate training card als supporting</w:t>
       </w:r>
     </w:p>
     <w:p>
@@ -4824,7 +5306,7 @@
           <w:sz w:val="22"/>
           <w:szCs w:val="22"/>
         </w:rPr>
-        <w:t xml:space="preserve">Wat de bedrijfsgrootte (company_size) WEL stuurt:</w:t>
+        <w:t xml:space="preserve">Bedrijfsgrootte — NIET:</w:t>
       </w:r>
     </w:p>
     <w:p>
@@ -4843,23 +5325,7 @@
           <w:sz w:val="22"/>
           <w:szCs w:val="22"/>
         </w:rPr>
-        <w:t xml:space="preserve">★ Bij 501–1000 of 1000+ → opleiding/teamontwikkeling supporting recommendation toegevoegd</w:t>
-      </w:r>
-    </w:p>
-    <w:p>
-      <w:pPr>
-        <w:spacing w:after="100"/>
-      </w:pPr>
-      <w:r>
-        <w:rPr>
-          <w:rFonts w:ascii="Arial" w:cs="Arial" w:eastAsia="Arial" w:hAnsi="Arial"/>
-          <w:b/>
-          <w:bCs/>
-          <w:color w:val="1F2937"/>
-          <w:sz w:val="22"/>
-          <w:szCs w:val="22"/>
-        </w:rPr>
-        <w:t xml:space="preserve">Wat de bedrijfsgrootte NIET stuurt:</w:t>
+        <w:t xml:space="preserve">Bij 1–10 of 11–50: geen size-card — basis-recommendations blijven</w:t>
       </w:r>
     </w:p>
     <w:p>
@@ -4878,7 +5344,7 @@
           <w:sz w:val="22"/>
           <w:szCs w:val="22"/>
         </w:rPr>
-        <w:t xml:space="preserve">Geen invloed op insights, primary recommendation, of CTA-tekst</w:t>
+        <w:t xml:space="preserve">Geen invloed op insights / CTA-tekst</w:t>
       </w:r>
     </w:p>
     <w:p>
@@ -4895,7 +5361,23 @@
           <w:sz w:val="36"/>
           <w:szCs w:val="36"/>
         </w:rPr>
-        <w:t xml:space="preserve">11 · Open vragen — nog te beslissen</w:t>
+        <w:t xml:space="preserve">11 · Status</w:t>
+      </w:r>
+    </w:p>
+    <w:p>
+      <w:pPr>
+        <w:spacing w:after="100"/>
+      </w:pPr>
+      <w:r>
+        <w:rPr>
+          <w:rFonts w:ascii="Arial" w:cs="Arial" w:eastAsia="Arial" w:hAnsi="Arial"/>
+          <w:b/>
+          <w:bCs/>
+          <w:color w:val="354E5E"/>
+          <w:sz w:val="22"/>
+          <w:szCs w:val="22"/>
+        </w:rPr>
+        <w:t xml:space="preserve">Beantwoord en geïmplementeerd (2026-05-03):</w:t>
       </w:r>
     </w:p>
     <w:p>
@@ -4914,7 +5396,7 @@
           <w:sz w:val="22"/>
           <w:szCs w:val="22"/>
         </w:rPr>
-        <w:t xml:space="preserve">1. Andere C-suite rollen? Nu alleen CEO. Wil je ook CTO/CFO/CMO andere overrides geven, of blijft CEO de enige?</w:t>
+        <w:t xml:space="preserve">1. MT-rollen breed detecteren — niet alleen CEO</w:t>
       </w:r>
     </w:p>
     <w:p>
@@ -4933,7 +5415,7 @@
           <w:sz w:val="22"/>
           <w:szCs w:val="22"/>
         </w:rPr>
-        <w:t xml:space="preserve">2. Tussen-grootte (51–500)? Nu krijgen alleen 501+ corporates de training-card. Moet 51–500 ook iets specifieks krijgen?</w:t>
+        <w:t xml:space="preserve">2. Mid-market (51–500) — eigen mobilisation-card</w:t>
       </w:r>
     </w:p>
     <w:p>
@@ -4952,7 +5434,23 @@
           <w:sz w:val="22"/>
           <w:szCs w:val="22"/>
         </w:rPr>
-        <w:t xml:space="preserve">3. MT-sessie Calendly-link. CEO-override gebruikt nu standaard strategy URL. Wil je een dedicated link?</w:t>
+        <w:t xml:space="preserve">3. Dedicated MT-sessie Calendly — ai-strategy-session-clone</w:t>
+      </w:r>
+    </w:p>
+    <w:p>
+      <w:pPr>
+        <w:spacing w:after="100"/>
+      </w:pPr>
+      <w:r>
+        <w:rPr>
+          <w:rFonts w:ascii="Arial" w:cs="Arial" w:eastAsia="Arial" w:hAnsi="Arial"/>
+          <w:b/>
+          <w:bCs/>
+          <w:color w:val="E8611A"/>
+          <w:sz w:val="22"/>
+          <w:szCs w:val="22"/>
+        </w:rPr>
+        <w:t xml:space="preserve">Nog te bouwen (volgende rondes):</w:t>
       </w:r>
     </w:p>
     <w:p>
@@ -4971,7 +5469,7 @@
           <w:sz w:val="22"/>
           <w:szCs w:val="22"/>
         </w:rPr>
-        <w:t xml:space="preserve">4. Detail-niveau voor Starter-band. Insight-tekst is nu identiek tussen lite en extended. Wil je extended rijker?</w:t>
+        <w:t xml:space="preserve">4. Extended Starter-band rijker dan lite — content-only update aan messages files (~30 min)</w:t>
       </w:r>
     </w:p>
     <w:p>
@@ -4990,7 +5488,7 @@
           <w:sz w:val="22"/>
           <w:szCs w:val="22"/>
         </w:rPr>
-        <w:t xml:space="preserve">5. Lite-naar-extended continuatie. CTA gaat nu naar /a/extended (nieuwe quiz). Wil je een flow waarin de 7 lite-vragen behouden blijven en alleen de extra 19 worden gevraagd?</w:t>
+        <w:t xml:space="preserve">5. Lite → extended continuatie-flow — grotere refactor: lite-antwoorden persisteren, alleen extra 19 vragen, hersamenvoegen tot full score (~0,5–1 dag)</w:t>
       </w:r>
     </w:p>
     <w:sectPr>

--- a/public/preview/results-rules.docx
+++ b/public/preview/results-rules.docx
@@ -5361,7 +5361,7 @@
           <w:sz w:val="36"/>
           <w:szCs w:val="36"/>
         </w:rPr>
-        <w:t xml:space="preserve">11 · Status</w:t>
+        <w:t xml:space="preserve">11 · Status — alles uit Mark's lijst geïmplementeerd</w:t>
       </w:r>
     </w:p>
     <w:p>
@@ -5377,7 +5377,7 @@
           <w:sz w:val="22"/>
           <w:szCs w:val="22"/>
         </w:rPr>
-        <w:t xml:space="preserve">Beantwoord en geïmplementeerd (2026-05-03):</w:t>
+        <w:t xml:space="preserve">Implementatie compleet (2026-05-03 v4):</w:t>
       </w:r>
     </w:p>
     <w:p>
@@ -5396,7 +5396,7 @@
           <w:sz w:val="22"/>
           <w:szCs w:val="22"/>
         </w:rPr>
-        <w:t xml:space="preserve">1. MT-rollen breed detecteren — niet alleen CEO</w:t>
+        <w:t xml:space="preserve">1. MT-rollen breed detecteren — niet alleen CEO. Alle MT-acroniemen + spelled-out + NL/FR/EN/DE varianten.</w:t>
       </w:r>
     </w:p>
     <w:p>
@@ -5415,7 +5415,7 @@
           <w:sz w:val="22"/>
           <w:szCs w:val="22"/>
         </w:rPr>
-        <w:t xml:space="preserve">2. Mid-market (51–500) — eigen mobilisation-card</w:t>
+        <w:t xml:space="preserve">2. Mid-market (51–500) — eigen mobilisation-card.</w:t>
       </w:r>
     </w:p>
     <w:p>
@@ -5434,23 +5434,7 @@
           <w:sz w:val="22"/>
           <w:szCs w:val="22"/>
         </w:rPr>
-        <w:t xml:space="preserve">3. Dedicated MT-sessie Calendly — ai-strategy-session-clone</w:t>
-      </w:r>
-    </w:p>
-    <w:p>
-      <w:pPr>
-        <w:spacing w:after="100"/>
-      </w:pPr>
-      <w:r>
-        <w:rPr>
-          <w:rFonts w:ascii="Arial" w:cs="Arial" w:eastAsia="Arial" w:hAnsi="Arial"/>
-          <w:b/>
-          <w:bCs/>
-          <w:color w:val="E8611A"/>
-          <w:sz w:val="22"/>
-          <w:szCs w:val="22"/>
-        </w:rPr>
-        <w:t xml:space="preserve">Nog te bouwen (volgende rondes):</w:t>
+        <w:t xml:space="preserve">3. Dedicated MT-sessie Calendly — ai-strategy-session-clone (env-var override mogelijk).</w:t>
       </w:r>
     </w:p>
     <w:p>
@@ -5469,7 +5453,7 @@
           <w:sz w:val="22"/>
           <w:szCs w:val="22"/>
         </w:rPr>
-        <w:t xml:space="preserve">4. Extended Starter-band rijker dan lite — content-only update aan messages files (~30 min)</w:t>
+        <w:t xml:space="preserve">4. Extended Starter-band rijker dan lite — insightExtended + urgencyExtended in messages/{nl,fr,en}.json voor Unaware/Exploring/Experimenting. Bevat concrete 30/60/90-dagen acties + wat te vermijden.</w:t>
       </w:r>
     </w:p>
     <w:p>
@@ -5488,7 +5472,25 @@
           <w:sz w:val="22"/>
           <w:szCs w:val="22"/>
         </w:rPr>
-        <w:t xml:space="preserve">5. Lite → extended continuatie-flow — grotere refactor: lite-antwoorden persisteren, alleen extra 19 vragen, hersamenvoegen tot full score (~0,5–1 dag)</w:t>
+        <w:t xml:space="preserve">5. Lite → extended continuatie-flow — nieuwe route /[locale]/a/continue?r=&lt;lite_id&gt;. Laadt parent lite-response, toont alleen vragen die nog niet beantwoord zijn, voorgevulde lead-velden, merge bij submit. Nieuwe response-rij gelinkt aan parent via parent_response_id.</w:t>
+      </w:r>
+    </w:p>
+    <w:p>
+      <w:pPr>
+        <w:spacing w:after="100"/>
+      </w:pPr>
+      <w:r>
+        <w:rPr>
+          <w:rFonts w:ascii="Arial" w:cs="Arial" w:eastAsia="Arial" w:hAnsi="Arial"/>
+          <w:b/>
+          <w:bCs/>
+          <w:i/>
+          <w:iCs/>
+          <w:color w:val="E8611A"/>
+          <w:sz w:val="22"/>
+          <w:szCs w:val="22"/>
+        </w:rPr>
+        <w:t xml:space="preserve">Migratie vereist: supabase/migration_continuation.sql voegt parent_response_id UUID kolom + index toe. Moet draaien vóór deploy van de v4 code.</w:t>
       </w:r>
     </w:p>
     <w:sectPr>
